--- a/assets/downloads/simulation-28/instructions-for-all-eps.docx
+++ b/assets/downloads/simulation-28/instructions-for-all-eps.docx
@@ -305,6 +305,7 @@
           <w:sz w:val="24"/>
           <w:szCs w:val="24"/>
         </w:rPr>
+        <w:pageBreakBefore/>
       </w:pPr>
       <w:r>
         <w:rPr>
